--- a/Report-Working/SpillageReport/Final Version Check List.docx
+++ b/Report-Working/SpillageReport/Final Version Check List.docx
@@ -13,6 +13,9 @@
       <w:r>
         <w:t>Cover Page Design</w:t>
       </w:r>
+      <w:r>
+        <w:t xml:space="preserve"> – adapt from sheave report cover page.</w:t>
+      </w:r>
     </w:p>
     <w:p>
       <w:pPr>
@@ -47,6 +50,18 @@
         </w:numPr>
       </w:pPr>
       <w:r>
+        <w:t>Then review of the details of when and how the skirting philosophy is applied.</w:t>
+      </w:r>
+    </w:p>
+    <w:p>
+      <w:pPr>
+        <w:pStyle w:val="ListParagraph"/>
+        <w:numPr>
+          <w:ilvl w:val="0"/>
+          <w:numId w:val="1"/>
+        </w:numPr>
+      </w:pPr>
+      <w:r>
         <w:t>Git uplinks to be added to the video pictures with an optional QR code if possible</w:t>
       </w:r>
       <w:r>
@@ -60,42 +75,32 @@
       <w:r>
         <w:t>NOTES:</w:t>
       </w:r>
-    </w:p>
-    <w:p>
-      <w:pPr>
-        <w:spacing w:before="100" w:beforeAutospacing="1" w:after="100" w:afterAutospacing="1" w:line="240" w:lineRule="auto"/>
-        <w:rPr>
-          <w:rFonts w:ascii="Times New Roman" w:eastAsia="Times New Roman" w:hAnsi="Times New Roman" w:cs="Times New Roman"/>
-          <w:kern w:val="0"/>
-          <w:sz w:val="24"/>
-          <w:szCs w:val="24"/>
-          <w:lang w:eastAsia="en-ZA"/>
-          <w14:ligatures w14:val="none"/>
-        </w:rPr>
-      </w:pPr>
-      <w:proofErr w:type="spellStart"/>
-      <w:r>
-        <w:rPr>
-          <w:rFonts w:ascii="Times New Roman" w:eastAsia="Times New Roman" w:hAnsi="Times New Roman" w:cs="Times New Roman"/>
-          <w:kern w:val="0"/>
-          <w:sz w:val="24"/>
-          <w:szCs w:val="24"/>
-          <w:lang w:eastAsia="en-ZA"/>
-          <w14:ligatures w14:val="none"/>
-        </w:rPr>
-        <w:t>f</w:t>
-      </w:r>
-      <w:proofErr w:type="spellEnd"/>
-      <w:r>
-        <w:rPr>
-          <w:rFonts w:ascii="Times New Roman" w:eastAsia="Times New Roman" w:hAnsi="Times New Roman" w:cs="Times New Roman"/>
-          <w:kern w:val="0"/>
-          <w:sz w:val="24"/>
-          <w:szCs w:val="24"/>
-          <w:lang w:eastAsia="en-ZA"/>
-          <w14:ligatures w14:val="none"/>
-        </w:rPr>
-        <w:t xml:space="preserve"> you embed a normal clickable </w:t>
+      <w:r>
+        <w:t xml:space="preserve"> </w:t>
+      </w:r>
+    </w:p>
+    <w:p>
+      <w:pPr>
+        <w:pStyle w:val="ListParagraph"/>
+      </w:pPr>
+      <w:r>
+        <w:t>USE Git hub as the video repo.</w:t>
+      </w:r>
+    </w:p>
+    <w:p>
+      <w:pPr>
+        <w:pStyle w:val="ListParagraph"/>
+      </w:pPr>
+      <w:r>
+        <w:rPr>
+          <w:rFonts w:ascii="Times New Roman" w:eastAsia="Times New Roman" w:hAnsi="Times New Roman" w:cs="Times New Roman"/>
+          <w:kern w:val="0"/>
+          <w:sz w:val="24"/>
+          <w:szCs w:val="24"/>
+          <w:lang w:eastAsia="en-ZA"/>
+          <w14:ligatures w14:val="none"/>
+        </w:rPr>
+        <w:t xml:space="preserve">embed a normal clickable </w:t>
       </w:r>
       <w:r>
         <w:rPr>
@@ -119,31 +124,7 @@
           <w:lang w:eastAsia="en-ZA"/>
           <w14:ligatures w14:val="none"/>
         </w:rPr>
-        <w:t xml:space="preserve"> in the Word </w:t>
-      </w:r>
-      <w:proofErr w:type="gramStart"/>
-      <w:r>
-        <w:rPr>
-          <w:rFonts w:ascii="Times New Roman" w:eastAsia="Times New Roman" w:hAnsi="Times New Roman" w:cs="Times New Roman"/>
-          <w:kern w:val="0"/>
-          <w:sz w:val="24"/>
-          <w:szCs w:val="24"/>
-          <w:lang w:eastAsia="en-ZA"/>
-          <w14:ligatures w14:val="none"/>
-        </w:rPr>
-        <w:t>report,</w:t>
-      </w:r>
-      <w:proofErr w:type="gramEnd"/>
-      <w:r>
-        <w:rPr>
-          <w:rFonts w:ascii="Times New Roman" w:eastAsia="Times New Roman" w:hAnsi="Times New Roman" w:cs="Times New Roman"/>
-          <w:kern w:val="0"/>
-          <w:sz w:val="24"/>
-          <w:szCs w:val="24"/>
-          <w:lang w:eastAsia="en-ZA"/>
-          <w14:ligatures w14:val="none"/>
-        </w:rPr>
-        <w:t xml:space="preserve"> the hyperlink will normally survive conversion to PDF and remain clickable in the PDF.</w:t>
+        <w:t xml:space="preserve"> in the Word report, the hyperlink will normally survive conversion to PDF and remain clickable in the PDF.</w:t>
       </w:r>
     </w:p>
     <w:p>
@@ -920,6 +901,7 @@
           <w:lang w:eastAsia="en-ZA"/>
           <w14:ligatures w14:val="none"/>
         </w:rPr>
+        <w:lastRenderedPageBreak/>
         <w:t>│   ├── VIDEO-MDS-001.mp4</w:t>
       </w:r>
     </w:p>
@@ -962,7 +944,6 @@
           <w:lang w:eastAsia="en-ZA"/>
           <w14:ligatures w14:val="none"/>
         </w:rPr>
-        <w:lastRenderedPageBreak/>
         <w:t>│   ├── VIDEO-MDS-002.mp4</w:t>
       </w:r>
     </w:p>
